--- a/templates/發起人會議事錄.docx
+++ b/templates/發起人會議事錄.docx
@@ -13,10 +13,10 @@
         <w:tblLook w:val="0000" w:firstRow="0" w:lastRow="0" w:firstColumn="0" w:lastColumn="0" w:noHBand="0" w:noVBand="0"/>
       </w:tblPr>
       <w:tblGrid>
-        <w:gridCol w:w="2127"/>
-        <w:gridCol w:w="3121"/>
-        <w:gridCol w:w="1260"/>
-        <w:gridCol w:w="2882"/>
+        <w:gridCol w:w="573"/>
+        <w:gridCol w:w="3809"/>
+        <w:gridCol w:w="574"/>
+        <w:gridCol w:w="4456"/>
       </w:tblGrid>
       <w:tr>
         <w:trPr>
@@ -95,11 +95,11 @@
               <w:spacing w:line="480" w:lineRule="atLeast"/>
               <w:jc w:val="center"/>
               <w:rPr>
-                <w:rFonts w:eastAsia="標楷體"/>
+                <w:rFonts w:eastAsia="標楷體" w:hAnsi="標楷體"/>
                 <w:b/>
                 <w:bCs/>
                 <w:color w:val="000000"/>
-                <w:sz w:val="48"/>
+                <w:sz w:val="36"/>
                 <w:szCs w:val="48"/>
               </w:rPr>
             </w:pPr>
@@ -127,6 +127,28 @@
             </w:r>
             <w:r>
               <w:rPr>
+                <w:rFonts w:eastAsia="標楷體" w:hAnsi="標楷體" w:hint="eastAsia"/>
+                <w:b/>
+                <w:bCs/>
+                <w:color w:val="000000"/>
+                <w:sz w:val="36"/>
+                <w:szCs w:val="48"/>
+              </w:rPr>
+              <w:t>{{</w:t>
+            </w:r>
+            <w:r>
+              <w:rPr>
+                <w:rFonts w:ascii="Consolas" w:hAnsi="Consolas" w:cs="新細明體"/>
+                <w:color w:val="9CDCFE"/>
+                <w:kern w:val="0"/>
+                <w:sz w:val="21"/>
+                <w:szCs w:val="21"/>
+              </w:rPr>
+              <w:t xml:space="preserve"> </w:t>
+            </w:r>
+            <w:proofErr w:type="spellStart"/>
+            <w:r>
+              <w:rPr>
                 <w:rFonts w:eastAsia="標楷體" w:hAnsi="標楷體"/>
                 <w:b/>
                 <w:bCs/>
@@ -134,7 +156,30 @@
                 <w:sz w:val="36"/>
                 <w:szCs w:val="48"/>
               </w:rPr>
-              <w:t>股東臨時會會議事錄</w:t>
+              <w:t>meetingTitle</w:t>
+            </w:r>
+            <w:proofErr w:type="spellEnd"/>
+            <w:r>
+              <w:rPr>
+                <w:rFonts w:eastAsia="標楷體" w:hAnsi="標楷體" w:hint="eastAsia"/>
+                <w:b/>
+                <w:bCs/>
+                <w:color w:val="000000"/>
+                <w:sz w:val="36"/>
+                <w:szCs w:val="48"/>
+              </w:rPr>
+              <w:t>}}</w:t>
+            </w:r>
+            <w:r>
+              <w:rPr>
+                <w:rFonts w:eastAsia="標楷體" w:hAnsi="標楷體"/>
+                <w:b/>
+                <w:bCs/>
+                <w:color w:val="000000"/>
+                <w:sz w:val="36"/>
+                <w:szCs w:val="48"/>
+              </w:rPr>
+              <w:t>議事錄</w:t>
             </w:r>
           </w:p>
         </w:tc>
@@ -189,7 +234,7 @@
                 <w:sz w:val="28"/>
                 <w:szCs w:val="28"/>
               </w:rPr>
-              <w:t>一、時 間：</w:t>
+              <w:t>一、時間：</w:t>
             </w:r>
           </w:p>
         </w:tc>
@@ -203,19 +248,36 @@
               <w:snapToGrid w:val="0"/>
               <w:spacing w:before="40" w:after="40" w:line="420" w:lineRule="atLeast"/>
               <w:rPr>
+                <w:rFonts w:ascii="標楷體" w:eastAsia="標楷體" w:hAnsi="標楷體" w:hint="eastAsia"/>
+                <w:sz w:val="28"/>
+                <w:szCs w:val="28"/>
+              </w:rPr>
+            </w:pPr>
+            <w:r>
+              <w:rPr>
+                <w:rFonts w:ascii="標楷體" w:eastAsia="標楷體" w:hAnsi="標楷體" w:hint="eastAsia"/>
+                <w:sz w:val="28"/>
+                <w:szCs w:val="28"/>
+              </w:rPr>
+              <w:t>{{</w:t>
+            </w:r>
+            <w:proofErr w:type="spellStart"/>
+            <w:r>
+              <w:rPr>
                 <w:rFonts w:ascii="標楷體" w:eastAsia="標楷體" w:hAnsi="標楷體"/>
-                <w:color w:val="000000"/>
-                <w:sz w:val="28"/>
-                <w:szCs w:val="28"/>
-              </w:rPr>
-            </w:pPr>
+                <w:sz w:val="28"/>
+                <w:szCs w:val="28"/>
+              </w:rPr>
+              <w:t>shareholderMeetingPlace</w:t>
+            </w:r>
+            <w:proofErr w:type="spellEnd"/>
             <w:r>
               <w:rPr>
                 <w:rFonts w:ascii="標楷體" w:eastAsia="標楷體" w:hAnsi="標楷體" w:hint="eastAsia"/>
                 <w:sz w:val="28"/>
                 <w:szCs w:val="28"/>
               </w:rPr>
-              <w:t>{{date}}</w:t>
+              <w:t>}}</w:t>
             </w:r>
           </w:p>
         </w:tc>
@@ -243,7 +305,7 @@
                 <w:sz w:val="28"/>
                 <w:szCs w:val="28"/>
               </w:rPr>
-              <w:t>二、地 點：</w:t>
+              <w:t>二、地點：</w:t>
             </w:r>
           </w:p>
         </w:tc>
@@ -279,29 +341,8 @@
                 <w:color w:val="000000"/>
                 <w:sz w:val="28"/>
                 <w:szCs w:val="28"/>
-                <w:lang w:val="en"/>
-              </w:rPr>
-              <w:t>meeting</w:t>
-            </w:r>
-            <w:r>
-              <w:rPr>
-                <w:rFonts w:ascii="標楷體" w:eastAsia="標楷體" w:hAnsi="標楷體" w:hint="eastAsia"/>
-                <w:color w:val="000000"/>
-                <w:sz w:val="28"/>
-                <w:szCs w:val="28"/>
-                <w:lang w:val="en"/>
-              </w:rPr>
-              <w:t>_p</w:t>
-            </w:r>
-            <w:r>
-              <w:rPr>
-                <w:rFonts w:ascii="標楷體" w:eastAsia="標楷體" w:hAnsi="標楷體"/>
-                <w:color w:val="000000"/>
-                <w:sz w:val="28"/>
-                <w:szCs w:val="28"/>
-                <w:lang w:val="en"/>
-              </w:rPr>
-              <w:t>lace</w:t>
+              </w:rPr>
+              <w:t>shareholderMeetingPlace</w:t>
             </w:r>
             <w:proofErr w:type="spellEnd"/>
             <w:r>
@@ -339,7 +380,7 @@
                 <w:sz w:val="28"/>
                 <w:szCs w:val="28"/>
               </w:rPr>
-              <w:t>三、出 席：</w:t>
+              <w:t>三、出席：</w:t>
             </w:r>
           </w:p>
         </w:tc>
@@ -522,7 +563,7 @@
                 <w:sz w:val="28"/>
                 <w:szCs w:val="28"/>
               </w:rPr>
-              <w:t>四、主 席：</w:t>
+              <w:t>四、主席：</w:t>
             </w:r>
           </w:p>
         </w:tc>
@@ -549,14 +590,16 @@
               </w:rPr>
               <w:t>{{</w:t>
             </w:r>
+            <w:proofErr w:type="spellStart"/>
             <w:r>
               <w:rPr>
                 <w:rFonts w:ascii="標楷體" w:eastAsia="標楷體" w:hAnsi="標楷體"/>
                 <w:sz w:val="28"/>
                 <w:szCs w:val="28"/>
               </w:rPr>
-              <w:t>chairperson</w:t>
-            </w:r>
+              <w:t>hareholderMeetingChairman</w:t>
+            </w:r>
+            <w:proofErr w:type="spellEnd"/>
             <w:r>
               <w:rPr>
                 <w:rFonts w:ascii="標楷體" w:eastAsia="標楷體" w:hAnsi="標楷體" w:hint="eastAsia"/>
@@ -589,7 +632,7 @@
                 <w:sz w:val="28"/>
                 <w:szCs w:val="28"/>
               </w:rPr>
-              <w:t>記  錄：</w:t>
+              <w:t>記錄：</w:t>
             </w:r>
           </w:p>
         </w:tc>
@@ -624,31 +667,19 @@
                 <w:color w:val="000000"/>
                 <w:sz w:val="28"/>
                 <w:szCs w:val="28"/>
-                <w:lang w:val="en"/>
-              </w:rPr>
-              <w:t>record</w:t>
-            </w:r>
+              </w:rPr>
+              <w:t>shareholderMeetingMinuteTaker</w:t>
+            </w:r>
+            <w:proofErr w:type="spellEnd"/>
             <w:r>
               <w:rPr>
                 <w:rFonts w:ascii="標楷體" w:eastAsia="標楷體" w:hAnsi="標楷體" w:hint="eastAsia"/>
                 <w:color w:val="000000"/>
                 <w:sz w:val="28"/>
                 <w:szCs w:val="28"/>
-                <w:lang w:val="en"/>
-              </w:rPr>
-              <w:t>_</w:t>
-            </w:r>
-            <w:r>
-              <w:rPr>
-                <w:rFonts w:ascii="標楷體" w:eastAsia="標楷體" w:hAnsi="標楷體"/>
-                <w:color w:val="000000"/>
-                <w:sz w:val="28"/>
-                <w:szCs w:val="28"/>
-                <w:lang w:val="en"/>
-              </w:rPr>
-              <w:t>keeper</w:t>
-            </w:r>
-            <w:proofErr w:type="spellEnd"/>
+              </w:rPr>
+              <w:t xml:space="preserve"> </w:t>
+            </w:r>
             <w:r>
               <w:rPr>
                 <w:rFonts w:ascii="標楷體" w:eastAsia="標楷體" w:hAnsi="標楷體" w:hint="eastAsia"/>
@@ -741,7 +772,17 @@
                 <w:sz w:val="28"/>
                 <w:szCs w:val="28"/>
               </w:rPr>
-              <w:t>六、承認事項：</w:t>
+              <w:t>六、</w:t>
+            </w:r>
+            <w:r>
+              <w:rPr>
+                <w:rFonts w:ascii="標楷體" w:eastAsia="標楷體" w:hAnsi="標楷體"/>
+                <w:color w:val="000000"/>
+                <w:sz w:val="28"/>
+                <w:szCs w:val="28"/>
+              </w:rPr>
+              <w:lastRenderedPageBreak/>
+              <w:t>承認事項：</w:t>
             </w:r>
           </w:p>
         </w:tc>
@@ -768,6 +809,7 @@
                 <w:sz w:val="28"/>
                 <w:szCs w:val="28"/>
               </w:rPr>
+              <w:lastRenderedPageBreak/>
               <w:t>無</w:t>
             </w:r>
           </w:p>
@@ -832,6 +874,49 @@
       </w:pPr>
       <w:bookmarkStart w:id="0" w:name="表格"/>
       <w:bookmarkEnd w:id="0"/>
+    </w:p>
+    <w:p>
+      <w:pPr>
+        <w:snapToGrid w:val="0"/>
+        <w:spacing w:line="120" w:lineRule="exact"/>
+        <w:rPr>
+          <w:rFonts w:eastAsia="標楷體"/>
+          <w:sz w:val="28"/>
+          <w:szCs w:val="28"/>
+        </w:rPr>
+      </w:pPr>
+    </w:p>
+    <w:p>
+      <w:pPr>
+        <w:snapToGrid w:val="0"/>
+        <w:rPr>
+          <w:rFonts w:eastAsia="標楷體" w:hint="eastAsia"/>
+          <w:sz w:val="28"/>
+          <w:szCs w:val="28"/>
+        </w:rPr>
+      </w:pPr>
+    </w:p>
+    <w:p>
+      <w:pPr>
+        <w:snapToGrid w:val="0"/>
+        <w:spacing w:line="120" w:lineRule="exact"/>
+        <w:rPr>
+          <w:rFonts w:eastAsia="標楷體"/>
+          <w:sz w:val="28"/>
+          <w:szCs w:val="28"/>
+        </w:rPr>
+      </w:pPr>
+    </w:p>
+    <w:p>
+      <w:pPr>
+        <w:snapToGrid w:val="0"/>
+        <w:spacing w:line="120" w:lineRule="exact"/>
+        <w:rPr>
+          <w:rFonts w:eastAsia="標楷體" w:hint="eastAsia"/>
+          <w:sz w:val="28"/>
+          <w:szCs w:val="28"/>
+        </w:rPr>
+      </w:pPr>
     </w:p>
     <w:tbl>
       <w:tblPr>
@@ -846,6 +931,9 @@
         <w:gridCol w:w="7360"/>
       </w:tblGrid>
       <w:tr>
+        <w:trPr>
+          <w:trHeight w:val="390"/>
+        </w:trPr>
         <w:tc>
           <w:tcPr>
             <w:tcW w:w="9633" w:type="dxa"/>
@@ -856,44 +944,58 @@
               <w:snapToGrid w:val="0"/>
               <w:spacing w:line="240" w:lineRule="atLeast"/>
               <w:rPr>
-                <w:rFonts w:eastAsia="標楷體"/>
-                <w:sz w:val="28"/>
-                <w:szCs w:val="28"/>
-              </w:rPr>
-            </w:pPr>
-            <w:r>
-              <w:rPr>
-                <w:rFonts w:eastAsia="標楷體" w:hint="eastAsia"/>
-                <w:sz w:val="28"/>
-                <w:szCs w:val="28"/>
-              </w:rPr>
-              <w:t>{{</w:t>
+                <w:rFonts w:eastAsia="標楷體" w:hAnsi="標楷體" w:hint="eastAsia"/>
+                <w:color w:val="000000"/>
+                <w:sz w:val="28"/>
+                <w:szCs w:val="28"/>
+              </w:rPr>
+            </w:pPr>
+            <w:r>
+              <w:rPr>
+                <w:rFonts w:eastAsia="標楷體" w:hAnsi="標楷體"/>
+                <w:color w:val="000000"/>
+                <w:sz w:val="28"/>
+                <w:szCs w:val="28"/>
+              </w:rPr>
+              <w:t xml:space="preserve">{% for </w:t>
+            </w:r>
+            <w:r>
+              <w:rPr>
+                <w:rFonts w:eastAsia="標楷體" w:hAnsi="標楷體" w:hint="eastAsia"/>
+                <w:color w:val="000000"/>
+                <w:sz w:val="28"/>
+                <w:szCs w:val="28"/>
+              </w:rPr>
+              <w:t>s</w:t>
+            </w:r>
+            <w:r>
+              <w:rPr>
+                <w:rFonts w:eastAsia="標楷體" w:hAnsi="標楷體"/>
+                <w:color w:val="000000"/>
+                <w:sz w:val="28"/>
+                <w:szCs w:val="28"/>
+              </w:rPr>
+              <w:t xml:space="preserve"> in </w:t>
             </w:r>
             <w:proofErr w:type="spellStart"/>
             <w:r>
               <w:rPr>
-                <w:rFonts w:eastAsia="標楷體"/>
-                <w:sz w:val="28"/>
-                <w:szCs w:val="28"/>
-              </w:rPr>
-              <w:t>shareholders_minutes</w:t>
-            </w:r>
-            <w:r>
-              <w:rPr>
-                <w:rFonts w:eastAsia="標楷體" w:hint="eastAsia"/>
-                <w:sz w:val="28"/>
-                <w:szCs w:val="28"/>
-              </w:rPr>
-              <w:t>_table</w:t>
+                <w:rFonts w:eastAsia="標楷體" w:hAnsi="標楷體"/>
+                <w:color w:val="000000"/>
+                <w:sz w:val="28"/>
+                <w:szCs w:val="28"/>
+              </w:rPr>
+              <w:t>shareholder_meeting</w:t>
             </w:r>
             <w:proofErr w:type="spellEnd"/>
             <w:r>
               <w:rPr>
-                <w:rFonts w:eastAsia="標楷體" w:hint="eastAsia"/>
-                <w:sz w:val="28"/>
-                <w:szCs w:val="28"/>
-              </w:rPr>
-              <w:t>}}</w:t>
+                <w:rFonts w:eastAsia="標楷體" w:hAnsi="標楷體"/>
+                <w:color w:val="000000"/>
+                <w:sz w:val="28"/>
+                <w:szCs w:val="28"/>
+              </w:rPr>
+              <w:t xml:space="preserve"> %}</w:t>
             </w:r>
           </w:p>
         </w:tc>
@@ -918,24 +1020,30 @@
             </w:pPr>
             <w:r>
               <w:rPr>
-                <w:rFonts w:eastAsia="標楷體"/>
-                <w:color w:val="000000"/>
+                <w:rFonts w:eastAsia="標楷體" w:hAnsi="標楷體"/>
+                <w:color w:val="000000"/>
+                <w:sz w:val="28"/>
+                <w:szCs w:val="28"/>
               </w:rPr>
               <w:t>{{</w:t>
             </w:r>
             <w:r>
               <w:rPr>
-                <w:rFonts w:eastAsia="標楷體" w:hint="eastAsia"/>
-                <w:color w:val="000000"/>
-              </w:rPr>
-              <w:t>item</w:t>
-            </w:r>
-            <w:r>
-              <w:rPr>
-                <w:rFonts w:eastAsia="標楷體"/>
-                <w:color w:val="000000"/>
-              </w:rPr>
-              <w:t>}}</w:t>
+                <w:rFonts w:eastAsia="標楷體" w:hAnsi="標楷體" w:hint="eastAsia"/>
+                <w:color w:val="000000"/>
+                <w:sz w:val="28"/>
+                <w:szCs w:val="28"/>
+              </w:rPr>
+              <w:t>s</w:t>
+            </w:r>
+            <w:r>
+              <w:rPr>
+                <w:rFonts w:eastAsia="標楷體" w:hAnsi="標楷體"/>
+                <w:color w:val="000000"/>
+                <w:sz w:val="28"/>
+                <w:szCs w:val="28"/>
+              </w:rPr>
+              <w:t>.id}}</w:t>
             </w:r>
           </w:p>
         </w:tc>
@@ -955,11 +1063,37 @@
             </w:pPr>
             <w:r>
               <w:rPr>
+                <w:rFonts w:eastAsia="標楷體"/>
+                <w:sz w:val="28"/>
+                <w:szCs w:val="28"/>
+              </w:rPr>
+              <w:t>{{</w:t>
+            </w:r>
+            <w:proofErr w:type="spellStart"/>
+            <w:r>
+              <w:rPr>
                 <w:rFonts w:eastAsia="標楷體" w:hint="eastAsia"/>
                 <w:sz w:val="28"/>
                 <w:szCs w:val="28"/>
               </w:rPr>
-              <w:t>案由：</w:t>
+              <w:t>s</w:t>
+            </w:r>
+            <w:r>
+              <w:rPr>
+                <w:rFonts w:eastAsia="標楷體"/>
+                <w:sz w:val="28"/>
+                <w:szCs w:val="28"/>
+              </w:rPr>
+              <w:t>.reason</w:t>
+            </w:r>
+            <w:proofErr w:type="spellEnd"/>
+            <w:r>
+              <w:rPr>
+                <w:rFonts w:eastAsia="標楷體"/>
+                <w:sz w:val="28"/>
+                <w:szCs w:val="28"/>
+              </w:rPr>
+              <w:t>}}</w:t>
             </w:r>
           </w:p>
         </w:tc>
@@ -979,12 +1113,37 @@
             </w:pPr>
             <w:r>
               <w:rPr>
-                <w:rFonts w:eastAsia="標楷體" w:hAnsi="標楷體"/>
-                <w:color w:val="000000"/>
-                <w:sz w:val="28"/>
-                <w:szCs w:val="28"/>
-              </w:rPr>
-              <w:t>{{AGENDA_TITLE}}</w:t>
+                <w:rFonts w:eastAsia="標楷體"/>
+                <w:sz w:val="28"/>
+                <w:szCs w:val="28"/>
+              </w:rPr>
+              <w:t>{{</w:t>
+            </w:r>
+            <w:proofErr w:type="spellStart"/>
+            <w:r>
+              <w:rPr>
+                <w:rFonts w:eastAsia="標楷體" w:hint="eastAsia"/>
+                <w:sz w:val="28"/>
+                <w:szCs w:val="28"/>
+              </w:rPr>
+              <w:t>s</w:t>
+            </w:r>
+            <w:r>
+              <w:rPr>
+                <w:rFonts w:eastAsia="標楷體"/>
+                <w:sz w:val="28"/>
+                <w:szCs w:val="28"/>
+              </w:rPr>
+              <w:t>.reason_text</w:t>
+            </w:r>
+            <w:proofErr w:type="spellEnd"/>
+            <w:r>
+              <w:rPr>
+                <w:rFonts w:eastAsia="標楷體"/>
+                <w:sz w:val="28"/>
+                <w:szCs w:val="28"/>
+              </w:rPr>
+              <w:t>}}</w:t>
             </w:r>
           </w:p>
         </w:tc>
@@ -1025,11 +1184,45 @@
             </w:pPr>
             <w:r>
               <w:rPr>
+                <w:rFonts w:eastAsia="標楷體"/>
+                <w:sz w:val="28"/>
+                <w:szCs w:val="28"/>
+              </w:rPr>
+              <w:t>{{</w:t>
+            </w:r>
+            <w:proofErr w:type="spellStart"/>
+            <w:r>
+              <w:rPr>
                 <w:rFonts w:eastAsia="標楷體" w:hint="eastAsia"/>
                 <w:sz w:val="28"/>
                 <w:szCs w:val="28"/>
               </w:rPr>
-              <w:t>說明：</w:t>
+              <w:t>s</w:t>
+            </w:r>
+            <w:r>
+              <w:rPr>
+                <w:rFonts w:eastAsia="標楷體"/>
+                <w:sz w:val="28"/>
+                <w:szCs w:val="28"/>
+              </w:rPr>
+              <w:t>.description</w:t>
+            </w:r>
+            <w:proofErr w:type="spellEnd"/>
+            <w:r>
+              <w:rPr>
+                <w:rFonts w:eastAsia="標楷體"/>
+                <w:sz w:val="28"/>
+                <w:szCs w:val="28"/>
+              </w:rPr>
+              <w:t xml:space="preserve"> </w:t>
+            </w:r>
+            <w:r>
+              <w:rPr>
+                <w:rFonts w:eastAsia="標楷體"/>
+                <w:sz w:val="28"/>
+                <w:szCs w:val="28"/>
+              </w:rPr>
+              <w:t>}}</w:t>
             </w:r>
           </w:p>
         </w:tc>
@@ -1049,12 +1242,45 @@
             </w:pPr>
             <w:r>
               <w:rPr>
-                <w:rFonts w:eastAsia="標楷體" w:hAnsi="標楷體"/>
-                <w:color w:val="000000"/>
-                <w:sz w:val="28"/>
-                <w:szCs w:val="28"/>
-              </w:rPr>
-              <w:t>{{AGENDA_DESC}}</w:t>
+                <w:rFonts w:eastAsia="標楷體"/>
+                <w:sz w:val="28"/>
+                <w:szCs w:val="28"/>
+              </w:rPr>
+              <w:t>{{</w:t>
+            </w:r>
+            <w:proofErr w:type="spellStart"/>
+            <w:r>
+              <w:rPr>
+                <w:rFonts w:eastAsia="標楷體" w:hint="eastAsia"/>
+                <w:sz w:val="28"/>
+                <w:szCs w:val="28"/>
+              </w:rPr>
+              <w:t>s</w:t>
+            </w:r>
+            <w:r>
+              <w:rPr>
+                <w:rFonts w:eastAsia="標楷體"/>
+                <w:sz w:val="28"/>
+                <w:szCs w:val="28"/>
+              </w:rPr>
+              <w:t>.description_text</w:t>
+            </w:r>
+            <w:proofErr w:type="spellEnd"/>
+            <w:r>
+              <w:rPr>
+                <w:rFonts w:eastAsia="標楷體"/>
+                <w:sz w:val="28"/>
+                <w:szCs w:val="28"/>
+              </w:rPr>
+              <w:t>}</w:t>
+            </w:r>
+            <w:r>
+              <w:rPr>
+                <w:rFonts w:eastAsia="標楷體"/>
+                <w:sz w:val="28"/>
+                <w:szCs w:val="28"/>
+              </w:rPr>
+              <w:t>}</w:t>
             </w:r>
           </w:p>
         </w:tc>
@@ -1095,11 +1321,61 @@
             </w:pPr>
             <w:r>
               <w:rPr>
+                <w:rFonts w:eastAsia="標楷體"/>
+                <w:sz w:val="28"/>
+                <w:szCs w:val="28"/>
+              </w:rPr>
+              <w:t>{{</w:t>
+            </w:r>
+            <w:r>
+              <w:rPr>
                 <w:rFonts w:eastAsia="標楷體" w:hint="eastAsia"/>
                 <w:sz w:val="28"/>
                 <w:szCs w:val="28"/>
               </w:rPr>
-              <w:t>決議：</w:t>
+              <w:t>s</w:t>
+            </w:r>
+            <w:r>
+              <w:rPr>
+                <w:rFonts w:eastAsia="標楷體"/>
+                <w:sz w:val="28"/>
+                <w:szCs w:val="28"/>
+              </w:rPr>
+              <w:t>.</w:t>
+            </w:r>
+            <w:r>
+              <w:rPr>
+                <w:rFonts w:ascii="Consolas" w:hAnsi="Consolas" w:cs="新細明體"/>
+                <w:color w:val="9CDCFE"/>
+                <w:kern w:val="0"/>
+                <w:sz w:val="21"/>
+                <w:szCs w:val="21"/>
+              </w:rPr>
+              <w:t xml:space="preserve"> </w:t>
+            </w:r>
+            <w:r>
+              <w:rPr>
+                <w:rFonts w:eastAsia="標楷體"/>
+                <w:sz w:val="28"/>
+                <w:szCs w:val="28"/>
+              </w:rPr>
+              <w:t>resolutio</w:t>
+            </w:r>
+            <w:r>
+              <w:rPr>
+                <w:rFonts w:eastAsia="標楷體" w:hint="eastAsia"/>
+                <w:sz w:val="28"/>
+                <w:szCs w:val="28"/>
+              </w:rPr>
+              <w:t>n</w:t>
+            </w:r>
+            <w:r>
+              <w:rPr>
+                <w:rFonts w:eastAsia="標楷體"/>
+                <w:sz w:val="28"/>
+                <w:szCs w:val="28"/>
+              </w:rPr>
+              <w:t>}}</w:t>
             </w:r>
           </w:p>
         </w:tc>
@@ -1119,12 +1395,89 @@
             </w:pPr>
             <w:r>
               <w:rPr>
+                <w:rFonts w:eastAsia="標楷體"/>
+                <w:sz w:val="28"/>
+                <w:szCs w:val="28"/>
+              </w:rPr>
+              <w:t>{{</w:t>
+            </w:r>
+            <w:proofErr w:type="spellStart"/>
+            <w:r>
+              <w:rPr>
+                <w:rFonts w:eastAsia="標楷體" w:hint="eastAsia"/>
+                <w:sz w:val="28"/>
+                <w:szCs w:val="28"/>
+              </w:rPr>
+              <w:t>s</w:t>
+            </w:r>
+            <w:r>
+              <w:rPr>
+                <w:rFonts w:eastAsia="標楷體"/>
+                <w:sz w:val="28"/>
+                <w:szCs w:val="28"/>
+              </w:rPr>
+              <w:t>.resolution_text</w:t>
+            </w:r>
+            <w:proofErr w:type="spellEnd"/>
+            <w:r>
+              <w:rPr>
+                <w:rFonts w:eastAsia="標楷體"/>
+                <w:sz w:val="28"/>
+                <w:szCs w:val="28"/>
+              </w:rPr>
+              <w:t>}}</w:t>
+            </w:r>
+          </w:p>
+        </w:tc>
+      </w:tr>
+      <w:tr>
+        <w:trPr>
+          <w:trHeight w:val="416"/>
+        </w:trPr>
+        <w:tc>
+          <w:tcPr>
+            <w:tcW w:w="9633" w:type="dxa"/>
+            <w:gridSpan w:val="3"/>
+          </w:tcPr>
+          <w:p>
+            <w:pPr>
+              <w:snapToGrid w:val="0"/>
+              <w:spacing w:line="240" w:lineRule="atLeast"/>
+              <w:rPr>
                 <w:rFonts w:eastAsia="標楷體" w:hAnsi="標楷體"/>
                 <w:color w:val="000000"/>
                 <w:sz w:val="28"/>
                 <w:szCs w:val="28"/>
               </w:rPr>
-              <w:t>{{AGENDA_RESOLUTION}}</w:t>
+            </w:pPr>
+            <w:r>
+              <w:rPr>
+                <w:rFonts w:eastAsia="標楷體" w:hAnsi="標楷體"/>
+                <w:color w:val="000000"/>
+                <w:sz w:val="28"/>
+                <w:szCs w:val="28"/>
+              </w:rPr>
+              <w:t xml:space="preserve">{% </w:t>
+            </w:r>
+            <w:proofErr w:type="spellStart"/>
+            <w:r>
+              <w:rPr>
+                <w:rFonts w:eastAsia="標楷體" w:hAnsi="標楷體"/>
+                <w:color w:val="000000"/>
+                <w:sz w:val="28"/>
+                <w:szCs w:val="28"/>
+              </w:rPr>
+              <w:t>endfor</w:t>
+            </w:r>
+            <w:proofErr w:type="spellEnd"/>
+            <w:r>
+              <w:rPr>
+                <w:rFonts w:eastAsia="標楷體" w:hAnsi="標楷體"/>
+                <w:color w:val="000000"/>
+                <w:sz w:val="28"/>
+                <w:szCs w:val="28"/>
+              </w:rPr>
+              <w:t xml:space="preserve"> %}</w:t>
             </w:r>
           </w:p>
         </w:tc>
@@ -1140,25 +1493,6 @@
           <w:szCs w:val="28"/>
         </w:rPr>
       </w:pPr>
-    </w:p>
-    <w:p>
-      <w:pPr>
-        <w:snapToGrid w:val="0"/>
-        <w:spacing w:line="240" w:lineRule="atLeast"/>
-        <w:rPr>
-          <w:rFonts w:eastAsia="標楷體"/>
-          <w:sz w:val="28"/>
-          <w:szCs w:val="28"/>
-        </w:rPr>
-      </w:pPr>
-      <w:r>
-        <w:rPr>
-          <w:rFonts w:eastAsia="標楷體"/>
-          <w:sz w:val="28"/>
-          <w:szCs w:val="28"/>
-        </w:rPr>
-        <w:t>[TABLE_SHAREHOLDERS_MINUTES_ANCHOR]</w:t>
-      </w:r>
     </w:p>
     <w:p>
       <w:pPr>
@@ -1478,6 +1812,7 @@
                 <w:sz w:val="28"/>
                 <w:szCs w:val="28"/>
               </w:rPr>
+              <w:lastRenderedPageBreak/>
               <w:t>紀錄：</w:t>
             </w:r>
           </w:p>
